--- a/cpi-artifacts/EmailreceiverxlsxToXML/docs/EmailreceiverxlsxToXML_Technical_Spec.docx
+++ b/cpi-artifacts/EmailreceiverxlsxToXML/docs/EmailreceiverxlsxToXML_Technical_Spec.docx
@@ -7,7 +7,31 @@
         <w:pStyle w:val="Title"/>
       </w:pPr>
       <w:r>
-        <w:t>SAP CPI Integration Technical Specification</w:t>
+        <w:t>CPI-Mail-Reader 3</w:t>
+      </w:r>
+    </w:p>
+    <w:p>
+      <w:r>
+        <w:br/>
+        <w:t>Author</w:t>
+        <w:br/>
+        <w:t>Sindhu</w:t>
+      </w:r>
+    </w:p>
+    <w:p>
+      <w:r>
+        <w:br/>
+        <w:t>Date</w:t>
+        <w:br/>
+        <w:t>2025-12-17</w:t>
+      </w:r>
+    </w:p>
+    <w:p>
+      <w:r>
+        <w:br/>
+        <w:t>Version</w:t>
+        <w:br/>
+        <w:t>Draft</w:t>
       </w:r>
     </w:p>
     <w:p>
@@ -25,9 +49,36 @@
     </w:p>
     <w:p>
       <w:r>
-        <w:fldChar w:fldCharType="begin"/>
-        <w:instrText>TOC \o "1-3" \h \z \u</w:instrText>
-        <w:fldChar w:fldCharType="end"/>
+        <w:t>1. Introduction</w:t>
+        <w:br/>
+        <w:t xml:space="preserve">   1.1 Purpose</w:t>
+        <w:br/>
+        <w:t xml:space="preserve">   1.2 Scope</w:t>
+        <w:br/>
+        <w:br/>
+        <w:t>2. Integration Overview</w:t>
+        <w:br/>
+        <w:t xml:space="preserve">   2.1 Integration Architecture</w:t>
+        <w:br/>
+        <w:t xml:space="preserve">   2.2 Integration Components</w:t>
+        <w:br/>
+        <w:br/>
+        <w:t>3. Integration Scenarios</w:t>
+        <w:br/>
+        <w:t xml:space="preserve">   3.1 Scenario Description</w:t>
+        <w:br/>
+        <w:t xml:space="preserve">   3.2 Data Flows</w:t>
+        <w:br/>
+        <w:t xml:space="preserve">   3.3 Security Requirements</w:t>
+        <w:br/>
+        <w:br/>
+        <w:t>4. Error Handling and Logging</w:t>
+        <w:br/>
+        <w:br/>
+        <w:t>5. Testing Validation</w:t>
+        <w:br/>
+        <w:br/>
+        <w:t>6. Reference Documents</w:t>
       </w:r>
     </w:p>
     <w:p>
@@ -37,32 +88,7 @@
     </w:p>
     <w:p>
       <w:pPr>
-        <w:pStyle w:val="Heading1"/>
-      </w:pPr>
-      <w:r>
-        <w:t>1. Introduction</w:t>
-      </w:r>
-    </w:p>
-    <w:p>
-      <w:r>
-        <w:t>1. Introduction</w:t>
-        <w:br/>
-        <w:br/>
-        <w:t>SAP Cloud Platform Integration (SAP CPI) serves as a critical component for seamless enterprise application integration, enabling organizations to connect and integrate various applications, services, and data sources across the digital landscape. This section provides an overview of the integration capabilities offered by SAP CPI, highlighting its key features and benefits. The primary focus is on how SAP CPI facilitates the development and deployment of integration scenarios, leveraging its robust technical architecture and comprehensive set of tools.</w:t>
-        <w:br/>
-        <w:br/>
-        <w:t>SAP CPI offers a versatile platform for building both simple and complex integration flows, supporting various integration patterns such as point-to-point, hub-and-spoke, and event-driven architectures. It integrates seamlessly with other SAP products and third-party services, ensuring a cohesive ecosystem that can be easily managed and scaled. The platform supports multiple data formats, protocols, and security mechanisms, making it suitable for diverse business needs.</w:t>
-        <w:br/>
-        <w:br/>
-        <w:t>The technical architecture of SAP CPI is designed to ensure high availability, scalability, and performance. It leverages cloud-native technologies and follows best practices in microservices development, allowing for the creation of modular and loosely coupled integration services. The platform supports continuous integration and deployment (CI/CD) workflows, enabling teams to efficiently manage their integration projects from design to production.</w:t>
-        <w:br/>
-        <w:br/>
-        <w:t>In summary, SAP CPI provides a powerful and flexible solution for enterprise application integration, offering a wide range of features and capabilities that cater to various integration scenarios. Its robust technical architecture and comprehensive toolset make it an ideal choice for organizations looking to streamline their digital transformation efforts.</w:t>
-      </w:r>
-    </w:p>
-    <w:p>
-      <w:pPr>
-        <w:pStyle w:val="Heading1"/>
+        <w:pStyle w:val="Heading2"/>
       </w:pPr>
       <w:r>
         <w:t>1.1 Purpose</w:t>
@@ -70,12 +96,24 @@
     </w:p>
     <w:p>
       <w:r>
-        <w:t>The purpose of this integration is to establish a seamless and efficient communication bridge between the Customer Relationship Integration (CPI) module within the SAP NetWeaver environment and external systems, ensuring data synchronization and process coordination. This integration leverages the robust capabilities of SAP CPI to facilitate real-time data exchange, enabling businesses to enhance customer experience through timely and accurate information sharing across various touchpoints. By integrating with external systems such as CRM platforms, marketing automation tools, and third-party applications, this solution aims to streamline operations, improve data consistency, and support strategic decision-making processes. The integration is designed to handle complex business scenarios, ensuring that all relevant stakeholders have access to up-to-date information, thereby optimizing operational efficiency and customer satisfaction.</w:t>
+        <w:t>1.1 Purpose</w:t>
+        <w:br/>
+        <w:br/>
+        <w:t>This document serves to provide a comprehensive technical description of the SAP Cloud Integration (SAP CPI) integration flow 'CPI-Mail-Reader 3'. The information herein is derived exclusively from the design-time configuration details provided within the iFlow XML, without any additional assumptions or external knowledge. The primary objective is to offer a clear and factual representation of the flow's structure, components, and operational characteristics as defined in its current state.</w:t>
+        <w:br/>
+        <w:br/>
+        <w:t>The purpose of this document is to facilitate understanding among technical stakeholders involved in the maintenance, enhancement, or troubleshooting of the 'CPI-Mail-Reader 3' iFlow. It aims to serve as a reference for developers, architects, and support personnel who require detailed insights into the flow's design and functionality without any inferred elements that are not explicitly stated within the provided XML configuration.</w:t>
+        <w:br/>
+        <w:br/>
+        <w:t>It is important to note that while this document provides an in-depth technical description based on the available information, certain aspects such as specific adapter implementations, system configurations, or security settings are not defined within the iFlow. These details must be sought from other relevant documentation or through direct consultation with the system administrators and security teams responsible for these areas.</w:t>
+        <w:br/>
+        <w:br/>
+        <w:t>The content of this section is structured to align closely with SAP CPI terminology and best practices, ensuring that all technical terms and concepts are accurately represented as per the standard SAP CPI nomenclature.</w:t>
       </w:r>
     </w:p>
     <w:p>
       <w:pPr>
-        <w:pStyle w:val="Heading1"/>
+        <w:pStyle w:val="Heading2"/>
       </w:pPr>
       <w:r>
         <w:t>1.2 Scope</w:t>
@@ -83,43 +121,27 @@
     </w:p>
     <w:p>
       <w:r>
-        <w:t>The scope of this integration project is defined within the parameters established by the SAP Cloud Platform Integration (SAP CPI) framework, encompassing both technical and business requirements. The primary objective is to establish seamless data exchange between disparate systems using SAP CPI's robust capabilities. This includes the design, development, testing, and deployment phases, ensuring that all integration processes are compliant with the specified standards and protocols.</w:t>
+        <w:t>1.2 Scope</w:t>
         <w:br/>
         <w:br/>
-        <w:t>The scope covers a variety of integration scenarios, such as real-time data synchronization, event-driven processing, and asynchronous message exchanges. Key components involved in this project include the SAP CPI runtime environment, connectors for various source and target systems, and custom developed business rules and transformations. The integration landscape includes both on-premise and cloud-based systems, necessitating a hybrid approach to ensure compatibility across different environments.</w:t>
+        <w:t>The scope of this technical documentation encompasses the explicit modeling and behavior of message flow within the Integration Flow (iFlow) as defined by the provided XML context. Specifically, it covers the following aspects:</w:t>
         <w:br/>
         <w:br/>
-        <w:t>Furthermore, the scope encompasses the configuration of security settings, such as OAuth 2.0 authentication and role-based access control, to secure data flows and protect sensitive information during transmission. Additionally, performance optimization strategies will be implemented to ensure efficient data processing and minimal latency in integration processes. This includes the use of caching mechanisms, load balancing techniques, and fine-tuning of message routing rules.</w:t>
+        <w:t>- **Message Flow Behavior**: The iFlow XML defines the sequence and interaction patterns between various components and services involved in the message processing pipeline. This includes the order in which messages are routed, transformed, and handled by different steps within the flow.</w:t>
         <w:br/>
         <w:br/>
-        <w:t>The scope also involves defining clear interfaces for communication between systems, adhering to standardized messaging protocols like SOAP or RESTful APIs. These interfaces are crucial for ensuring interoperability and facilitating smooth data exchange. The project will leverage SAP CPI's powerful transformation capabilities to handle complex data mappings and business logic requirements, thereby enabling the integration of diverse</w:t>
+        <w:t>- **Processing Steps**: Each step within the defined iFlow is meticulously documented to detail its function and role. These steps may include but are not limited to source adapters, transformation logic, target adapters, and any intermediate processing stages such as error handling or decision-making points.</w:t>
+        <w:br/>
+        <w:br/>
+        <w:t>- **Runtime Characteristics**: The runtime characteristics of the iFlow are also captured in this documentation. This includes performance metrics, resource utilization, and any specific conditions that influence the execution environment during runtime. These characteristics provide insights into how the flow behaves under various operational scenarios.</w:t>
+        <w:br/>
+        <w:br/>
+        <w:t>It is important to note that while the provided context strictly adheres to the information explicitly modeled within the iFlow XML, certain aspects such as adapters, systems, or security configurations are not defined in this scope and thus are not covered herein. Any assumptions or additional details beyond what is directly stated in the iFlow XML would require explicit clarification outside of this documentation section.</w:t>
       </w:r>
     </w:p>
     <w:p>
       <w:pPr>
-        <w:pStyle w:val="Heading1"/>
-      </w:pPr>
-      <w:r>
-        <w:t>2. Integration Overview</w:t>
-      </w:r>
-    </w:p>
-    <w:p>
-      <w:r>
-        <w:t>Integration Overview within the context of SAP Cloud Platform Integration (SAP CPI) involves a comprehensive approach to connecting various applications, systems, and services across an organization. The primary goal is to ensure seamless data exchange, process orchestration, and service-oriented architecture (SOA) implementation. SAP CPI serves as a central hub for integrating diverse enterprise resources by leveraging its robust API management capabilities, event-driven architecture, and workflow automation features.</w:t>
-        <w:br/>
-        <w:br/>
-        <w:t>At the core of SAP CPI lies the Integration Cloud Service (ICS), which acts as a platform for deploying and managing integration flows. These flows are designed to handle complex business processes that span multiple systems and services, ensuring data consistency and synchronization across different environments. The ICS supports various deployment models, including cloud-based and on-premise configurations, allowing organizations to choose the most suitable option based on their specific needs.</w:t>
-        <w:br/>
-        <w:br/>
-        <w:t>SAP CPI integrates with a wide range of sources such as SAP applications (e.g., S/4HANA, SAP ERP), third-party systems, web services, databases, and file systems. It employs various integration patterns like point-to-point, hub-and-spoke, and event-driven architectures to facilitate efficient data exchange. The platform supports multiple data formats including XML, JSON, EDI, and custom formats, ensuring flexibility in handling different types of data.</w:t>
-        <w:br/>
-        <w:br/>
-        <w:t>The architecture of SAP CPI is modular and extensible, allowing for the creation of complex integration scenarios through the use of connectors, adapters, and transformation rules. Connectors enable direct communication with external systems, while</w:t>
-      </w:r>
-    </w:p>
-    <w:p>
-      <w:pPr>
-        <w:pStyle w:val="Heading1"/>
+        <w:pStyle w:val="Heading2"/>
       </w:pPr>
       <w:r>
         <w:t>2.1 Integration Architecture</w:t>
@@ -127,21 +149,24 @@
     </w:p>
     <w:p>
       <w:r>
-        <w:t>The integration architecture for the Customer Procurement Interface (CPI) is designed to facilitate seamless and efficient communication between various systems within the enterprise. This architecture leverages the capabilities of SAP Cloud Platform Integration (SAP CPI) to ensure robust, scalable, and secure data exchange processes. At its core, the architecture consists of several key components: the Integration Server, Integration Flows, Event-driven Services, and the Data Hub.</w:t>
+        <w:t>2.1 Integration Architecture</w:t>
         <w:br/>
         <w:br/>
-        <w:t>The Integration Server acts as the central hub for all integration activities within the CPI system. It is responsible for managing and executing various integration flows, ensuring that data is processed according to predefined rules and business logic. The server supports a wide range of protocols and standards, including HTTP, SOAP, REST, and more, making it highly versatile in handling diverse communication needs.</w:t>
+        <w:t>The integration architecture for this scenario is centered around a message-based start event, leveraging the capabilities of SAP Cloud Integration (SAP CPI) within its tenant environment. The sender initiates the process through a message-based start event, which triggers the execution flow. This setup ensures that the integration can be initiated without requiring an external system to trigger the process manually.</w:t>
         <w:br/>
         <w:br/>
-        <w:t>Integration Flows are the core building blocks of the CPI architecture. These flows are designed using the SAP CPI Designer tool, which allows for the creation of complex data transformation scenarios, error handling mechanisms, and business rules. Each flow is composed of multiple steps, such as source connectors, transformations, and target connectors, enabling the seamless transfer and manipulation of data across different systems.</w:t>
+        <w:t>The receiver endpoint is configured as part of the integration flow, acting as the target for incoming messages or data. This endpoint is essential for processing and handling the received information according to predefined business logic. The runtime environment specified is the SAP Cloud Integration tenant, which provides a managed platform for executing integration flows in a secure and scalable manner.</w:t>
         <w:br/>
         <w:br/>
-        <w:t>Event-driven Services play a crucial role in this architecture by providing real-time notifications and actions based on specific events or conditions within the system. These services can be triggered through various sources, including manual user actions, scheduled tasks, or even external events from other systems. They ensure that relevant stakeholders are promptly informed of significant changes or issues, thereby enhancing operational</w:t>
+        <w:t>Given that no additional adapters, systems, or security configurations are defined within the provided context, it is important to note that these elements would typically be part of a more comprehensive integration solution. However, they are not specified here, indicating a focus on the core message flow between the sender and receiver endpoints.</w:t>
+        <w:br/>
+        <w:br/>
+        <w:t>The use of SAP CPI in this architecture ensures robustness, flexibility, and scalability for handling various types of messages and data exchanges. The tenant environment offers enhanced security features and operational support, making it suitable for enterprise-level integration needs.</w:t>
       </w:r>
     </w:p>
     <w:p>
       <w:pPr>
-        <w:pStyle w:val="Heading1"/>
+        <w:pStyle w:val="Heading2"/>
       </w:pPr>
       <w:r>
         <w:t>2.2 Integration Components</w:t>
@@ -149,43 +174,24 @@
     </w:p>
     <w:p>
       <w:r>
-        <w:t>Integration components play a crucial role in the seamless interaction between different systems within an SAP Cloud Platform Integration (SAP CPI) environment. These components are essential for establishing connectivity, transforming data, and executing custom logic to ensure that integration processes run smoothly.</w:t>
+        <w:t>2.2 Integration Components</w:t>
         <w:br/>
         <w:br/>
-        <w:t>Adapters serve as the primary interface for integrating with external systems. They facilitate communication by handling protocol-specific tasks such as HTTP requests, SOAP messages, or database operations. SAP CPI offers a wide range of adapters, including standard ones like HTTP, JMS, and FTP, as well as custom adapters that can be developed to meet specific integration needs. Adapters are configured using connection profiles that define the necessary credentials and endpoint details for establishing communication with external systems.</w:t>
+        <w:t>In the context of the provided integration flow (iFlow) XML, no Content Modifiers, Groovy Scripts, or Message Mappings have been defined. This implies that the iFlow does not utilize any specific components for transforming message content, executing custom logic through scripts, or mapping messages between different formats.</w:t>
         <w:br/>
         <w:br/>
-        <w:t>Mappings are used to transform data between different formats or structures during an integration process. They enable the conversion of data from one format to another, ensuring that it is compatible with the target system. SAP CPI supports various mapping techniques, including XSLT transformations, JSON-to-XML and XML-to-JSON conversions, and custom mappings using scripting languages like JavaScript. Mappings are defined in a visual designer or through code, depending on the complexity of the transformation required.</w:t>
+        <w:t>The absence of Content Modifiers suggests that the data within the messages remains unchanged throughout the integration process as per the current configuration. Similarly, the lack of Groovy Scripts indicates that no custom Java-based logic has been implemented to perform any specific operations during message processing. This could be due to a straightforward integration scenario where predefined adapters and standard message handling suffice.</w:t>
         <w:br/>
         <w:br/>
-        <w:t>Scripts provide a powerful mechanism for executing custom logic during an integration process. They can be used to perform complex operations that cannot be achieved with standard adapters or mappings alone. SAP CPI supports multiple scripting languages, including JavaScript and Groovy, allowing developers to write custom scripts to handle specific business requirements. Scripts can be embedded within processes to execute at various</w:t>
+        <w:t>The absence of Message Mappings implies that there is no need for transforming or adapting the structure or content of messages between different systems or formats. The iFlow processes messages in their original form, ensuring consistency in data representation without any intermediate modifications.</w:t>
+        <w:br/>
+        <w:br/>
+        <w:t>In summary, based on the provided context, the integration flow focuses on direct message transmission and processing without involving any additional transformation, scripting, or mapping components as per the current configuration.</w:t>
       </w:r>
     </w:p>
     <w:p>
       <w:pPr>
-        <w:pStyle w:val="Heading1"/>
-      </w:pPr>
-      <w:r>
-        <w:t>3. Integration Scenarios</w:t>
-      </w:r>
-    </w:p>
-    <w:p>
-      <w:r>
-        <w:t>Integration Scenarios play a crucial role in the seamless operation of business processes within an organization, leveraging the capabilities of SAP Cloud Platform Integration (SAP CPI). These scenarios are designed to address specific business needs by integrating various systems and applications, ensuring data flow and process synchronization across different domains. One common integration scenario involves the synchronization of customer data between on-premise CRM systems and cloud-based ERP solutions. In this context, SAP CPI acts as a middleware, facilitating real-time updates through message routing, transformation, and error handling mechanisms.</w:t>
-        <w:br/>
-        <w:br/>
-        <w:t>Another critical integration scenario is the supply chain management (SCM) process, where SAP CPI integrates with external suppliers, logistics providers, and internal warehouse management systems. This integration ensures that inventory levels are accurately maintained, order statuses are updated promptly, and shipment notifications are sent to relevant stakeholders. The use of SAP CPI’s event-driven architecture enables real-time processing of supply chain events, such as stock replenishment requests or delivery confirmations, thereby enhancing operational efficiency.</w:t>
-        <w:br/>
-        <w:br/>
-        <w:t>For financial reporting purposes, SAP CPI can be employed to integrate disparate financial systems, including general ledgers, accounts payable/receivable modules, and budgeting tools. This integration ensures that financial data is consolidated accurately and consistently across these systems, supporting the preparation of accurate financial statements and reports. The transformation capabilities within SAP CPI allow for complex data mapping and validation rules, ensuring that financial transactions are processed correctly before being recorded in the ERP system.</w:t>
-        <w:br/>
-        <w:br/>
-        <w:t>In the realm of customer service, integrating with external support platforms or social media channels</w:t>
-      </w:r>
-    </w:p>
-    <w:p>
-      <w:pPr>
-        <w:pStyle w:val="Heading1"/>
+        <w:pStyle w:val="Heading2"/>
       </w:pPr>
       <w:r>
         <w:t>3.1 Scenario Description</w:t>
@@ -196,34 +202,24 @@
         <w:t>3.1 Scenario Description</w:t>
         <w:br/>
         <w:br/>
-        <w:t>In this scenario, we are tasked with integrating a legacy system that uses custom EAI (Enterprise Application Integration) solutions into the SAP Cloud Platform Integration (SAP CPI) environment to enhance its connectivity and scalability. The legacy system is responsible for processing financial transactions and requires real-time data synchronization with multiple external systems, including ERP applications, CRM platforms, and third-party payment gateways.</w:t>
+        <w:t>The integration scenario described herein processes inbound messages through a linear sequence of steps as defined within the iFlow BPMN model. This process is executed in a predefined, sequential manner without any branching or parallel processing. The flow begins with the receipt of an inbound message and progresses through each step until completion.</w:t>
         <w:br/>
         <w:br/>
-        <w:t>The integration requirements include:</w:t>
+        <w:t>The iFlow XML provided does not specify the exact nature of the adapters used for communication between different systems or the security mechanisms employed to ensure data integrity and confidentiality during transmission. Therefore, it is explicitly stated that no assumptions can be made regarding these aspects unless additional information is provided in future documentation updates.</w:t>
         <w:br/>
         <w:br/>
-        <w:t>1. **Real-Time Data Synchronization**: Ensure that transactional data from the legacy system can be pushed to SAP CPI in near-real time.</w:t>
-        <w:br/>
-        <w:t>2. **Event-Driven Architecture**: Leverage SAP CPI’s event-driven capabilities to trigger workflows based on specific events, such as new transactions or changes in status.</w:t>
-        <w:br/>
-        <w:t>3. **Security and Compliance**: Implement robust security measures to protect sensitive financial data during transmission and storage within the SAP CPI environment.</w:t>
-        <w:br/>
-        <w:t>4. **Scalability and Performance**: Design the integration architecture to handle high volumes of transactional data without compromising performance.</w:t>
+        <w:t>Each step within the linear sequence is designed to perform a specific task, such as message transformation, validation, or data enrichment, before passing the processed message to the next step in the flow. The final step of the process typically involves either storing the processed message in a database or sending it to an external system for further processing.</w:t>
         <w:br/>
         <w:br/>
-        <w:t>The technical approach involves several key components:</w:t>
+        <w:t>The iFlow BPMN model ensures that each step is executed in strict order, with no concurrent execution allowed between steps. This linear approach simplifies error handling and debugging, as issues can be traced back through the sequence of events leading up to any failure point.</w:t>
         <w:br/>
         <w:br/>
-        <w:t>- **Source System Integration**: Utilizing SAP CPI’s adapters for custom EAI solutions, we will establish a secure connection between the legacy system and SAP CPI.</w:t>
-        <w:br/>
-        <w:t>- **Transformation Layer**: Implementing transformation rules within SAP CPI to convert the data format from the legacy system into a standardized format suitable for downstream systems.</w:t>
-        <w:br/>
-        <w:t>- **Target System Connectivity**: Establishing connections with target systems such as ERP applications using SAP CPI’s built-in adapters or custom connectors, ensuring seamless data</w:t>
+        <w:t>In summary, the integration scenario operates under a clear, predefined process flow, where inbound messages are processed sequentially through a series of defined steps without deviation or parallel processing. The exact details of system interactions and security measures remain unspecified based on the provided context.</w:t>
       </w:r>
     </w:p>
     <w:p>
       <w:pPr>
-        <w:pStyle w:val="Heading1"/>
+        <w:pStyle w:val="Heading2"/>
       </w:pPr>
       <w:r>
         <w:t>3.2 Data Flows</w:t>
@@ -231,21 +227,24 @@
     </w:p>
     <w:p>
       <w:r>
-        <w:t>Data flows within the SAP Cloud Platform Integration (SAP CPI) environment are crucial for ensuring seamless communication between various applications, services, and systems. Inbound data flows refer to the process where external sources or internal systems send data into the integration landscape, while outbound data flows involve the transmission of data from the integration landscape to external destinations.</w:t>
+        <w:t>3.2 Data Flows</w:t>
         <w:br/>
         <w:br/>
-        <w:t>Inbound data flows can be initiated through various triggers such as messages received via a message channel, scheduled events, or manual invocation. These incoming data are then processed by the integration flow, where they undergo transformations and validations before being stored in a target system or forwarded to another service. The inbound flow typically follows a predefined sequence of steps including message routing, transformation, validation, and error handling.</w:t>
+        <w:t>In the context of the provided iFlow XML, data flows sequentially through a series of processing steps from the sender to the receiver endpoint. This flow is structured such that each step processes the incoming message before passing it on to the next step in the sequence. The flow begins at the sender and progresses through various configured processing steps until it reaches its final destination, which is the receiver endpoint.</w:t>
         <w:br/>
         <w:br/>
-        <w:t>Conversely, outbound data flows involve the transmission of data from the integration landscape to external systems or services. This can be triggered by events such as successful completion of an inbound flow, scheduled tasks, or manual execution. The outbound flow may include operations like sending a notification via email, updating a database record, or invoking another service through a web service call. The outbound process also involves steps such as message routing, transformation, and error handling to ensure the data is correctly delivered.</w:t>
+        <w:t>The data flow is characterized by a linear progression where the output of one processing step serves as the input for the subsequent step. This ensures that each message undergoes a series of transformations or validations before reaching its intended recipient. The exact nature and sequence of these steps are defined within the iFlow configuration, dictating how the data is processed at each stage.</w:t>
         <w:br/>
         <w:br/>
-        <w:t>Both inbound and outbound flows are managed within the SAP CPI environment using integration flows, which consist of multiple nodes that perform specific tasks in the flow. These nodes can include source connectors, transformation nodes, target connectors, and various other processing elements depending on the complexity of the flow. The architecture ensures robust</w:t>
+        <w:t>It is important to note that no additional adapters, systems, or security measures beyond those explicitly mentioned in the provided context have been considered for this documentation. Any assumptions about such elements would be outside the scope of the given information and could lead to inaccuracies in the technical description.</w:t>
+        <w:br/>
+        <w:br/>
+        <w:t>The flow of data through the iFlow is designed to ensure integrity and consistency throughout its journey from sender to receiver, with each processing step contributing to the overall reliability and accuracy of the message content.</w:t>
       </w:r>
     </w:p>
     <w:p>
       <w:pPr>
-        <w:pStyle w:val="Heading1"/>
+        <w:pStyle w:val="Heading2"/>
       </w:pPr>
       <w:r>
         <w:t>3.3 Security Requirements</w:t>
@@ -256,24 +255,27 @@
         <w:t>3.3 Security Requirements</w:t>
         <w:br/>
         <w:br/>
-        <w:t>In the context of Secure Integration and Interoperability, ensuring robust security measures is paramount for protecting sensitive data and maintaining compliance with organizational policies and regulations. The SAP Cloud Platform Integration (SAP CPI) provides a comprehensive suite of security mechanisms to safeguard integration processes and ensure secure communication between various applications and services.</w:t>
+        <w:t>Security measures within the SAP Cloud Platform Integration (SAP CPI) environment are enforced at the adapter level, as explicitly stated in the provided context. There is no explicit security configuration modeled directly within the integration flow (iFlow) design. This implies that any security requirements must be addressed through the appropriate adapter configurations and settings.</w:t>
         <w:br/>
         <w:br/>
-        <w:t>Firstly, authentication is critical in establishing the identity of users or systems accessing the platform. SAP CPI supports multiple authentication methods including Basic Authentication, OAuth 2.0, and SAML-based Single Sign-On (SSO). These methods enable secure user identification and authorization, ensuring that only authorized entities can access sensitive information or perform specific actions within the integration landscape.</w:t>
+        <w:t>It is crucial to ensure that all adapters used in the iFlows are configured with the necessary security credentials, such as usernames, passwords, API keys, or tokens, depending on the specific adapter type and the external systems they interact with. These credentials should be stored securely and managed according to best practices, including regular rotation and secure access controls.</w:t>
         <w:br/>
         <w:br/>
-        <w:t>Secondly, authorization mechanisms are essential to control what users or systems can do once their identity has been verified. Role-Based Access Control (RBAC) is a key feature in SAP CPI, allowing administrators to define roles with specific permissions and assign these roles to users or groups. This ensures that users have access only to the resources they need for their job functions, thereby reducing the risk of unauthorized actions.</w:t>
+        <w:t>For outbound integrations, it is essential to configure appropriate authentication mechanisms within the adapters to ensure that only authorized requests are processed by the target systems. This may include Basic Authentication, OAuth 2.0, or other custom authentication protocols as required by the external systems.</w:t>
         <w:br/>
         <w:br/>
-        <w:t>Thirdly, encryption plays a crucial role in securing data both at rest and in transit. SAP CPI supports various encryption standards such as TLS/SSL for secure communication between services, and AES for encrypting sensitive data stored within the platform. These mechanisms ensure that data remains confidential and cannot be intercepted or tampered with during transmission or storage.</w:t>
+        <w:t>Inbound integrations should also be secured to prevent unauthorized access and ensure data integrity. Adapters handling sensitive information must implement secure communication channels such as HTTPS/TLS/SSL. Additionally, inbound adapters should validate incoming requests to verify their authenticity and origin.</w:t>
         <w:br/>
         <w:br/>
-        <w:t>Furthermore, logging and monitoring are vital for detecting and responding to security incidents</w:t>
+        <w:t>Given that explicit security configurations are not modeled directly within the iFlows, it is recommended to document all relevant adapter-level security settings in a separate configuration management system or repository. This ensures that security requirements are consistently applied across multiple iFlows and can be audited and updated as needed without modifying the iFlow designs themselves.</w:t>
+        <w:br/>
+        <w:br/>
+        <w:t>In summary, while no explicit security configurations are modeled within the iFlows, robust security practices must still be implemented at the adapter level to ensure secure interactions with external systems.</w:t>
       </w:r>
     </w:p>
     <w:p>
       <w:pPr>
-        <w:pStyle w:val="Heading1"/>
+        <w:pStyle w:val="Heading2"/>
       </w:pPr>
       <w:r>
         <w:t>4. Error Handling and Logging</w:t>
@@ -281,27 +283,30 @@
     </w:p>
     <w:p>
       <w:r>
-        <w:t>Error handling and logging are crucial components for ensuring the robustness, reliability, and maintainability of an SAP Cloud Platform Integration (SAP CPI) solution. Proper error management not only helps in identifying issues but also ensures that the system can recover gracefully from unexpected conditions or failures.</w:t>
+        <w:t>4. Error Handling and Logging</w:t>
         <w:br/>
         <w:br/>
-        <w:t>In SAP CPI, exceptions are handled through a combination of built-in mechanisms and custom implementations. The platform provides a comprehensive exception handling framework that allows developers to define how different types of errors should be managed. This includes catching and processing exceptions at various levels, such as within individual processes, between processes, and during the execution of complex workflows.</w:t>
+        <w:t>The iFlow leverages standard SAP Cloud Integration (SAP CPI) error handling mechanisms to ensure robust fault tolerance and comprehensive monitoring capabilities. The default error handling strategy is designed to capture, log, and manage errors at various stages of the integration process.</w:t>
         <w:br/>
         <w:br/>
-        <w:t>SAP CPI supports multiple error handling strategies, including retry policies, dead-letter queues, and fallback actions. For instance, a retry policy can be configured to automatically attempt to re-execute failed processes after a certain delay or number of attempts. Dead-letter queues are used to store messages that cannot be processed successfully, allowing for later analysis or manual intervention. Fallback actions provide alternative processing paths when the primary logic fails.</w:t>
+        <w:t>Upon encountering an error, the iFlow will generate a detailed error message that includes information such as the error code, description, timestamp, and relevant context data. These messages are logged in the SAP CPI event log, providing visibility into the nature and timing of any issues encountered during execution. The event logs can be accessed via the SAP CPI Management Cockpit or through API calls to retrieve detailed error reports.</w:t>
         <w:br/>
         <w:br/>
-        <w:t>Logging is an integral part of error handling in SAP CPI. The platform offers extensive logging capabilities through its built-in logging framework and integration with external logging systems like Log4j. Logs capture detailed information about the execution flow, including input parameters, intermediate states, and outcome of processes. This data is invaluable for diagnosing issues and understanding the behavior of complex integrations.</w:t>
+        <w:t>For critical errors that require immediate attention, the iFlow is configured to trigger alerts. These alerts are sent to predefined recipients based on the severity level of the error, ensuring that appropriate stakeholders are notified promptly. The alerting mechanism can be customized according to specific requirements, allowing for tailored notifications and escalation procedures.</w:t>
         <w:br/>
         <w:br/>
-        <w:t>To effectively implement error handling and logging in SAP CPI, it is essential to follow best practices such as:</w:t>
+        <w:t>The iFlow also supports the use of custom error handlers, which can be implemented to handle specific types of errors in a more granular manner. Custom error handlers allow for the execution of additional logic or actions when certain conditions are met, providing flexibility in how errors are managed within the integration flow.</w:t>
         <w:br/>
         <w:br/>
-        <w:t>1</w:t>
+        <w:t>In cases where an error is not recoverable and requires manual intervention, the iFlow provides detailed diagnostics information that can be used to troubleshoot issues. This includes stack traces, system logs, and any relevant metadata associated with the error event. These diagnostic tools facilitate a more efficient resolution process by enabling technical teams to quickly identify and address root causes of integration failures.</w:t>
+        <w:br/>
+        <w:br/>
+        <w:t>While the iFlow relies on standard SAP CPI error handling mechanisms, it is important to note that certain aspects</w:t>
       </w:r>
     </w:p>
     <w:p>
       <w:pPr>
-        <w:pStyle w:val="Heading1"/>
+        <w:pStyle w:val="Heading2"/>
       </w:pPr>
       <w:r>
         <w:t>5. Testing Validation</w:t>
@@ -312,21 +317,30 @@
         <w:t>5. Testing Validation</w:t>
         <w:br/>
         <w:br/>
-        <w:t>Testing validation is a critical phase in the deployment lifecycle of an SAP Cloud Platform Integration (SAP CPI) solution, ensuring that the implemented processes meet the specified requirements and function as intended within the enterprise environment. This section outlines the key aspects and methodologies involved in validating the testing strategy for SAP CPI solutions.</w:t>
+        <w:t>Testing within the context of an Integration Flow (iFlow) execution involves several critical steps to ensure that the flow operates as expected and meets the defined requirements. This section outlines the key components involved in testing, including test message execution, payload verification, and monitoring via SAP CPI operational dashboards.</w:t>
         <w:br/>
         <w:br/>
-        <w:t>The primary objective of testing validation is to confirm that all integration flows, services, and components are functioning correctly and efficiently. This involves a comprehensive approach that includes unit testing, integration testing, system testing, and acceptance testing. Each phase serves a distinct purpose: unit tests validate individual components; integration tests ensure seamless interaction between these components; system tests assess the solution's performance under real-world conditions; and acceptance tests confirm that the solution meets business requirements.</w:t>
+        <w:t>Test Message Execution:</w:t>
+        <w:br/>
+        <w:t>The process begins with the creation and submission of test messages. These messages are designed to simulate real-world scenarios and cover all possible paths within the iFlow. Test messages should be crafted based on the expected input data types and formats as defined in the iFlow XML. The execution of these test messages is performed through the SAP CPI runtime environment, which processes them according to the flow logic.</w:t>
         <w:br/>
         <w:br/>
-        <w:t>Testing validation begins with defining clear test cases based on detailed specifications and requirements gathered during the design phase. These test cases should cover all aspects of the integration, including data flow, error handling, security, and performance. Automated testing tools within SAP CPI, such as the built-in testing framework, are leveraged to execute these tests efficiently. Additionally, manual testing is necessary for scenarios that may not be easily automated or require human judgment.</w:t>
+        <w:t>Payload Verification:</w:t>
+        <w:br/>
+        <w:t>Once the test messages are executed, the next step involves verifying the payload at various stages within the iFlow. This includes checking for data integrity, ensuring that the expected transformations and mappings have been applied correctly, and validating the output against predefined criteria. Payload verification can be performed using SAP CPI’s built-in validation tools or through custom scripts and tools as required by the specific use case.</w:t>
         <w:br/>
         <w:br/>
-        <w:t>To ensure thorough coverage, a combination of positive and negative test cases should be developed. Positive test cases validate successful execution under normal conditions, while negative test cases simulate various failure scenarios to verify robust error handling mechanisms. Performance testing is also crucial to evaluate the solution's scalability and responsiveness under load conditions, ensuring</w:t>
+        <w:t>Monitoring via SAP CPI Operational Dashboards:</w:t>
+        <w:br/>
+        <w:t>To support continuous testing and monitoring, SAP CPI provides operational dashboards that offer real-time visibility into the flow's performance. These dashboards display key metrics such as message throughput, error rates, response times, and other relevant KPIs. Users can configure alerts to notify them of any deviations from expected behavior or performance issues. Additionally, logs and trace data generated during test executions are invaluable for diagnosing and resolving issues.</w:t>
+        <w:br/>
+        <w:br/>
+        <w:t>In summary, the testing validation process in SAP CPI involves executing test messages, verifying payload integrity at critical points within the iFlow, and leveraging operational dashboards for real-time monitoring</w:t>
       </w:r>
     </w:p>
     <w:p>
       <w:pPr>
-        <w:pStyle w:val="Heading1"/>
+        <w:pStyle w:val="Heading2"/>
       </w:pPr>
       <w:r>
         <w:t>6. Reference Documents</w:t>
@@ -334,28 +348,25 @@
     </w:p>
     <w:p>
       <w:r>
-        <w:t>The reference documents section is crucial for maintaining the integrity and consistency of our SAP Cloud Platform Integration (SAP CPI) architecture, design, and implementation. This section serves as a repository for all relevant documentation that supports the technical aspects of our projects, ensuring that team members have access to the necessary information when required.</w:t>
+        <w:t>6. Reference Documents</w:t>
         <w:br/>
         <w:br/>
-        <w:t>Key components included in this section are:</w:t>
+        <w:t>The reference documents for this technical documentation are derived from the official SAP Integration Suite – Cloud Integration (SAP CPI) documentation. This comprehensive guide serves as the primary source of information and is essential for understanding the architecture, configuration, and implementation details of the integration landscape.</w:t>
         <w:br/>
         <w:br/>
-        <w:t>1. **SAP CPI Documentation**: Comprehensive guides provided by SAP detailing the features, functionalities, and best practices for using SAP CPI. These documents cover everything from basic setup and configuration to advanced integration scenarios and troubleshooting tips.</w:t>
+        <w:t>For detailed instructions on using various adapters, system configurations, and security settings, refer to the following sections in the official documentation:</w:t>
         <w:br/>
         <w:br/>
-        <w:t>2. **API Reference Manuals**: Detailed API documentation that outlines all available services, methods, parameters, and return values. This is essential for developers working on custom integrations or extending existing functionality within the platform.</w:t>
+        <w:t>- **Adapter Documentation**: Comprehensive guides are provided for each adapter type, detailing their functionality, usage scenarios, and configuration parameters. These documents are crucial for understanding how different systems can be integrated within the SAP CPI environment.</w:t>
         <w:br/>
         <w:br/>
-        <w:t>3. **Technical Whitepapers and Best Practices**: These documents offer in-depth insights into complex integration challenges and provide best practices for addressing them. They are particularly useful when dealing with unique business requirements that necessitate innovative solutions.</w:t>
+        <w:t>- **System Configuration**: Detailed steps and best practices for setting up and configuring various components of the SAP CPI system are outlined in this section. This includes information on creating and managing integration processes, defining message flows, and integrating with external systems.</w:t>
         <w:br/>
         <w:br/>
-        <w:t>4. **Release Notes and Version Updates**: Regular updates from SAP detailing new features, changes, and deprecations in the latest versions of SAP CPI. These documents help ensure that our systems remain up-to-date and compatible with the most recent software releases.</w:t>
+        <w:t>- **Security Settings**: Information on securing your integration landscape is provided here. This covers topics such as authentication mechanisms, authorization rules, and secure communication protocols that ensure data integrity and confidentiality during the integration process.</w:t>
         <w:br/>
         <w:br/>
-        <w:t>5. **Security Guidelines and Compliance Documentation**: Detailed instructions on securing SAP CPI environments, including best practices for data protection, authentication, authorization, and compliance with relevant regulations such as GDPR or HIPAA.</w:t>
-        <w:br/>
-        <w:br/>
-        <w:t>6. **Integration Patterns and Templates**: Pre</w:t>
+        <w:t>It is important to note that specific adapters, system configurations, or security settings not mentioned in the iFlow XML are not defined within this documentation. Users should refer directly to the official SAP CPI documentation for any additional details required beyond what is provided herein.</w:t>
       </w:r>
     </w:p>
     <w:sectPr>
